--- a/专利/RF摧毁目标集智能决策专利/RF摧毁目标集智能决策方法-说明书附图.docx
+++ b/专利/RF摧毁目标集智能决策专利/RF摧毁目标集智能决策方法-说明书附图.docx
@@ -1,39 +1,71 @@
 
 <file path=word/document.xml><?xml version="1.0" encoding="utf-8"?>
-<w:document xmlns:wpc="http://schemas.microsoft.com/office/word/2010/wordprocessingCanvas" xmlns:cx="http://schemas.microsoft.com/office/drawing/2014/chartex" xmlns:cx1="http://schemas.microsoft.com/office/drawing/2015/9/8/chartex" xmlns:cx2="http://schemas.microsoft.com/office/drawing/2015/10/21/chartex" xmlns:cx3="http://schemas.microsoft.com/office/drawing/2016/5/9/chartex" xmlns:cx4="http://schemas.microsoft.com/office/drawing/2016/5/10/chartex" xmlns:cx5="http://schemas.microsoft.com/office/drawing/2016/5/11/chartex" xmlns:cx6="http://schemas.microsoft.com/office/drawing/2016/5/12/chartex" xmlns:cx7="http://schemas.microsoft.com/office/drawing/2016/5/13/chartex" xmlns:cx8="http://schemas.microsoft.com/office/drawing/2016/5/14/chartex" xmlns:mc="http://schemas.openxmlformats.org/markup-compatibility/2006" xmlns:aink="http://schemas.microsoft.com/office/drawing/2016/ink" xmlns:am3d="http://schemas.microsoft.com/office/drawing/2017/model3d" xmlns:o="urn:schemas-microsoft-com:office:office" xmlns:r="http://schemas.openxmlformats.org/officeDocument/2006/relationships" xmlns:m="http://schemas.openxmlformats.org/officeDocument/2006/math" xmlns:v="urn:schemas-microsoft-com:vml" xmlns:wp14="http://schemas.microsoft.com/office/word/2010/wordprocessingDrawing" xmlns:wp="http://schemas.openxmlformats.org/drawingml/2006/wordprocessingDrawing" xmlns:w10="urn:schemas-microsoft-com:office:word" xmlns:w="http://schemas.openxmlformats.org/wordprocessingml/2006/main" xmlns:w14="http://schemas.microsoft.com/office/word/2010/wordml" xmlns:w15="http://schemas.microsoft.com/office/word/2012/wordml" xmlns:w16cid="http://schemas.microsoft.com/office/word/2016/wordml/cid" xmlns:w16se="http://schemas.microsoft.com/office/word/2015/wordml/symex" xmlns:wpg="http://schemas.microsoft.com/office/word/2010/wordprocessingGroup" xmlns:wpi="http://schemas.microsoft.com/office/word/2010/wordprocessingInk" xmlns:wne="http://schemas.microsoft.com/office/word/2006/wordml" xmlns:wps="http://schemas.microsoft.com/office/word/2010/wordprocessingShape" mc:Ignorable="w14 w15 w16se w16cid wp14">
+<w:document xmlns:wpc="http://schemas.microsoft.com/office/word/2010/wordprocessingCanvas" xmlns:cx="http://schemas.microsoft.com/office/drawing/2014/chartex" xmlns:cx1="http://schemas.microsoft.com/office/drawing/2015/9/8/chartex" xmlns:cx2="http://schemas.microsoft.com/office/drawing/2015/10/21/chartex" xmlns:cx3="http://schemas.microsoft.com/office/drawing/2016/5/9/chartex" xmlns:cx4="http://schemas.microsoft.com/office/drawing/2016/5/10/chartex" xmlns:cx5="http://schemas.microsoft.com/office/drawing/2016/5/11/chartex" xmlns:cx6="http://schemas.microsoft.com/office/drawing/2016/5/12/chartex" xmlns:cx7="http://schemas.microsoft.com/office/drawing/2016/5/13/chartex" xmlns:cx8="http://schemas.microsoft.com/office/drawing/2016/5/14/chartex" xmlns:mc="http://schemas.openxmlformats.org/markup-compatibility/2006" xmlns:aink="http://schemas.microsoft.com/office/drawing/2016/ink" xmlns:am3d="http://schemas.microsoft.com/office/drawing/2017/model3d" xmlns:o="urn:schemas-microsoft-com:office:office" xmlns:oel="http://schemas.microsoft.com/office/2019/extlst" xmlns:r="http://schemas.openxmlformats.org/officeDocument/2006/relationships" xmlns:m="http://schemas.openxmlformats.org/officeDocument/2006/math" xmlns:v="urn:schemas-microsoft-com:vml" xmlns:wp14="http://schemas.microsoft.com/office/word/2010/wordprocessingDrawing" xmlns:wp="http://schemas.openxmlformats.org/drawingml/2006/wordprocessingDrawing" xmlns:w10="urn:schemas-microsoft-com:office:word" xmlns:w="http://schemas.openxmlformats.org/wordprocessingml/2006/main" xmlns:w14="http://schemas.microsoft.com/office/word/2010/wordml" xmlns:w15="http://schemas.microsoft.com/office/word/2012/wordml" xmlns:w16cex="http://schemas.microsoft.com/office/word/2018/wordml/cex" xmlns:w16cid="http://schemas.microsoft.com/office/word/2016/wordml/cid" xmlns:w16="http://schemas.microsoft.com/office/word/2018/wordml" xmlns:w16du="http://schemas.microsoft.com/office/word/2023/wordml/word16du" xmlns:w16sdtdh="http://schemas.microsoft.com/office/word/2020/wordml/sdtdatahash" xmlns:w16sdtfl="http://schemas.microsoft.com/office/word/2024/wordml/sdtformatlock" xmlns:w16se="http://schemas.microsoft.com/office/word/2015/wordml/symex" xmlns:wpg="http://schemas.microsoft.com/office/word/2010/wordprocessingGroup" xmlns:wpi="http://schemas.microsoft.com/office/word/2010/wordprocessingInk" xmlns:wne="http://schemas.microsoft.com/office/word/2006/wordml" xmlns:wps="http://schemas.microsoft.com/office/word/2010/wordprocessingShape" mc:Ignorable="w14 w15 w16se w16cid w16 w16cex w16sdtdh w16sdtfl w16du wp14">
   <w:body>
     <w:p>
       <w:pPr>
-        <w:pStyle w:val="a9"/>
         <w:jc w:val="center"/>
       </w:pPr>
       <w:r>
+        <w:t>图</w:t>
+      </w:r>
+      <w:r>
+        <w:t xml:space="preserve">1 </w:t>
+      </w:r>
+      <w:r>
+        <w:t>本发明方法整体流程图</w:t>
+      </w:r>
+    </w:p>
+    <w:p>
+      <w:pPr>
+        <w:jc w:val="center"/>
+      </w:pPr>
+      <w:r>
+        <w:rPr>
+          <w:noProof/>
+        </w:rPr>
         <w:drawing>
-          <wp:inline xmlns:a="http://schemas.openxmlformats.org/drawingml/2006/main" xmlns:pic="http://schemas.openxmlformats.org/drawingml/2006/picture">
-            <wp:extent cx="5220000" cy="4608514"/>
-            <wp:docPr id="1" name="Picture 1"/>
+          <wp:inline distT="0" distB="0" distL="0" distR="0" wp14:anchorId="099FE0F5" wp14:editId="3A3D60FB">
+            <wp:extent cx="2847975" cy="4375077"/>
+            <wp:effectExtent l="0" t="0" r="0" b="6985"/>
+            <wp:docPr id="73383264" name="图片 1"/>
             <wp:cNvGraphicFramePr>
-              <a:graphicFrameLocks noChangeAspect="1"/>
+              <a:graphicFrameLocks xmlns:a="http://schemas.openxmlformats.org/drawingml/2006/main" noChangeAspect="1"/>
             </wp:cNvGraphicFramePr>
-            <a:graphic>
+            <a:graphic xmlns:a="http://schemas.openxmlformats.org/drawingml/2006/main">
               <a:graphicData uri="http://schemas.openxmlformats.org/drawingml/2006/picture">
-                <pic:pic>
+                <pic:pic xmlns:pic="http://schemas.openxmlformats.org/drawingml/2006/picture">
                   <pic:nvPicPr>
-                    <pic:cNvPr id="0" name="图1_本发明方法整体流程图.png"/>
-                    <pic:cNvPicPr/>
+                    <pic:cNvPr id="0" name="Picture 1"/>
+                    <pic:cNvPicPr>
+                      <a:picLocks noChangeAspect="1" noChangeArrowheads="1"/>
+                    </pic:cNvPicPr>
                   </pic:nvPicPr>
                   <pic:blipFill>
-                    <a:blip r:embed="rId19"/>
+                    <a:blip r:embed="rId8">
+                      <a:extLst>
+                        <a:ext uri="{28A0092B-C50C-407E-A947-70E740481C1C}">
+                          <a14:useLocalDpi xmlns:a14="http://schemas.microsoft.com/office/drawing/2010/main" val="0"/>
+                        </a:ext>
+                      </a:extLst>
+                    </a:blip>
+                    <a:srcRect/>
                     <a:stretch>
                       <a:fillRect/>
                     </a:stretch>
                   </pic:blipFill>
-                  <pic:spPr>
+                  <pic:spPr bwMode="auto">
                     <a:xfrm>
                       <a:off x="0" y="0"/>
-                      <a:ext cx="5220000" cy="4608514"/>
+                      <a:ext cx="2872086" cy="4412116"/>
                     </a:xfrm>
-                    <a:prstGeom prst="rect"/>
+                    <a:prstGeom prst="rect">
+                      <a:avLst/>
+                    </a:prstGeom>
+                    <a:noFill/>
+                    <a:ln>
+                      <a:noFill/>
+                    </a:ln>
                   </pic:spPr>
                 </pic:pic>
               </a:graphicData>
@@ -44,49 +76,68 @@
     </w:p>
     <w:p>
       <w:pPr>
-        <w:pStyle w:val="a9"/>
         <w:jc w:val="center"/>
       </w:pPr>
       <w:r>
-        <w:rPr>
-          <w:rFonts w:ascii="宋体" w:hAnsi="宋体" w:eastAsia="宋体"/>
-          <w:sz w:val="26"/>
-        </w:rPr>
-        <w:t>图1 本发明方法整体流程图</w:t>
+        <w:t>图</w:t>
+      </w:r>
+      <w:r>
+        <w:t xml:space="preserve">2 </w:t>
+      </w:r>
+      <w:r>
+        <w:t>本发明目标态势特征构建流程图</w:t>
       </w:r>
     </w:p>
     <w:p>
       <w:pPr>
-        <w:pStyle w:val="a9"/>
         <w:jc w:val="center"/>
       </w:pPr>
       <w:r>
+        <w:rPr>
+          <w:noProof/>
+        </w:rPr>
         <w:drawing>
-          <wp:inline xmlns:a="http://schemas.openxmlformats.org/drawingml/2006/main" xmlns:pic="http://schemas.openxmlformats.org/drawingml/2006/picture">
-            <wp:extent cx="5220000" cy="2557800"/>
-            <wp:docPr id="2" name="Picture 2"/>
+          <wp:inline distT="0" distB="0" distL="0" distR="0" wp14:anchorId="352D330F" wp14:editId="4FD9C0E3">
+            <wp:extent cx="3705225" cy="4109222"/>
+            <wp:effectExtent l="0" t="0" r="0" b="5715"/>
+            <wp:docPr id="1976442797" name="图片 2"/>
             <wp:cNvGraphicFramePr>
-              <a:graphicFrameLocks noChangeAspect="1"/>
+              <a:graphicFrameLocks xmlns:a="http://schemas.openxmlformats.org/drawingml/2006/main" noChangeAspect="1"/>
             </wp:cNvGraphicFramePr>
-            <a:graphic>
+            <a:graphic xmlns:a="http://schemas.openxmlformats.org/drawingml/2006/main">
               <a:graphicData uri="http://schemas.openxmlformats.org/drawingml/2006/picture">
-                <pic:pic>
+                <pic:pic xmlns:pic="http://schemas.openxmlformats.org/drawingml/2006/picture">
                   <pic:nvPicPr>
-                    <pic:cNvPr id="0" name="图2_目标态势特征构建流程图.png"/>
-                    <pic:cNvPicPr/>
+                    <pic:cNvPr id="0" name="Picture 2"/>
+                    <pic:cNvPicPr>
+                      <a:picLocks noChangeAspect="1" noChangeArrowheads="1"/>
+                    </pic:cNvPicPr>
                   </pic:nvPicPr>
                   <pic:blipFill>
-                    <a:blip r:embed="rId20"/>
+                    <a:blip r:embed="rId9">
+                      <a:extLst>
+                        <a:ext uri="{28A0092B-C50C-407E-A947-70E740481C1C}">
+                          <a14:useLocalDpi xmlns:a14="http://schemas.microsoft.com/office/drawing/2010/main" val="0"/>
+                        </a:ext>
+                      </a:extLst>
+                    </a:blip>
+                    <a:srcRect/>
                     <a:stretch>
                       <a:fillRect/>
                     </a:stretch>
                   </pic:blipFill>
-                  <pic:spPr>
+                  <pic:spPr bwMode="auto">
                     <a:xfrm>
                       <a:off x="0" y="0"/>
-                      <a:ext cx="5220000" cy="2557800"/>
+                      <a:ext cx="3716249" cy="4121448"/>
                     </a:xfrm>
-                    <a:prstGeom prst="rect"/>
+                    <a:prstGeom prst="rect">
+                      <a:avLst/>
+                    </a:prstGeom>
+                    <a:noFill/>
+                    <a:ln>
+                      <a:noFill/>
+                    </a:ln>
                   </pic:spPr>
                 </pic:pic>
               </a:graphicData>
@@ -97,49 +148,69 @@
     </w:p>
     <w:p>
       <w:pPr>
-        <w:pStyle w:val="a9"/>
         <w:jc w:val="center"/>
       </w:pPr>
       <w:r>
-        <w:rPr>
-          <w:rFonts w:ascii="宋体" w:hAnsi="宋体" w:eastAsia="宋体"/>
-          <w:sz w:val="26"/>
-        </w:rPr>
-        <w:t>图2 目标态势特征构建流程图</w:t>
+        <w:lastRenderedPageBreak/>
+        <w:t>图</w:t>
+      </w:r>
+      <w:r>
+        <w:t xml:space="preserve">3 </w:t>
+      </w:r>
+      <w:r>
+        <w:t>本发明随机森林模型训练与推理流程图</w:t>
       </w:r>
     </w:p>
     <w:p>
       <w:pPr>
-        <w:pStyle w:val="a9"/>
         <w:jc w:val="center"/>
       </w:pPr>
       <w:r>
+        <w:rPr>
+          <w:noProof/>
+        </w:rPr>
         <w:drawing>
-          <wp:inline xmlns:a="http://schemas.openxmlformats.org/drawingml/2006/main" xmlns:pic="http://schemas.openxmlformats.org/drawingml/2006/picture">
-            <wp:extent cx="5220000" cy="2557800"/>
-            <wp:docPr id="3" name="Picture 3"/>
+          <wp:inline distT="0" distB="0" distL="0" distR="0" wp14:anchorId="695DD280" wp14:editId="40972AEE">
+            <wp:extent cx="3257550" cy="4901547"/>
+            <wp:effectExtent l="0" t="0" r="0" b="0"/>
+            <wp:docPr id="651666173" name="图片 5"/>
             <wp:cNvGraphicFramePr>
-              <a:graphicFrameLocks noChangeAspect="1"/>
+              <a:graphicFrameLocks xmlns:a="http://schemas.openxmlformats.org/drawingml/2006/main" noChangeAspect="1"/>
             </wp:cNvGraphicFramePr>
-            <a:graphic>
+            <a:graphic xmlns:a="http://schemas.openxmlformats.org/drawingml/2006/main">
               <a:graphicData uri="http://schemas.openxmlformats.org/drawingml/2006/picture">
-                <pic:pic>
+                <pic:pic xmlns:pic="http://schemas.openxmlformats.org/drawingml/2006/picture">
                   <pic:nvPicPr>
-                    <pic:cNvPr id="0" name="图3_随机森林训练与推理流程图.png"/>
-                    <pic:cNvPicPr/>
+                    <pic:cNvPr id="0" name="Picture 5"/>
+                    <pic:cNvPicPr>
+                      <a:picLocks noChangeAspect="1" noChangeArrowheads="1"/>
+                    </pic:cNvPicPr>
                   </pic:nvPicPr>
                   <pic:blipFill>
-                    <a:blip r:embed="rId21"/>
+                    <a:blip r:embed="rId10" cstate="print">
+                      <a:extLst>
+                        <a:ext uri="{28A0092B-C50C-407E-A947-70E740481C1C}">
+                          <a14:useLocalDpi xmlns:a14="http://schemas.microsoft.com/office/drawing/2010/main" val="0"/>
+                        </a:ext>
+                      </a:extLst>
+                    </a:blip>
+                    <a:srcRect/>
                     <a:stretch>
                       <a:fillRect/>
                     </a:stretch>
                   </pic:blipFill>
-                  <pic:spPr>
+                  <pic:spPr bwMode="auto">
                     <a:xfrm>
                       <a:off x="0" y="0"/>
-                      <a:ext cx="5220000" cy="2557800"/>
+                      <a:ext cx="3274701" cy="4927354"/>
                     </a:xfrm>
-                    <a:prstGeom prst="rect"/>
+                    <a:prstGeom prst="rect">
+                      <a:avLst/>
+                    </a:prstGeom>
+                    <a:noFill/>
+                    <a:ln>
+                      <a:noFill/>
+                    </a:ln>
                   </pic:spPr>
                 </pic:pic>
               </a:graphicData>
@@ -150,39 +221,43 @@
     </w:p>
     <w:p>
       <w:pPr>
-        <w:pStyle w:val="a9"/>
         <w:jc w:val="center"/>
       </w:pPr>
       <w:r>
-        <w:rPr>
-          <w:rFonts w:ascii="宋体" w:hAnsi="宋体" w:eastAsia="宋体"/>
-          <w:sz w:val="26"/>
-        </w:rPr>
-        <w:t>图3 随机森林模型训练与推理流程图</w:t>
+        <w:t>图</w:t>
+      </w:r>
+      <w:r>
+        <w:t xml:space="preserve">4 </w:t>
+      </w:r>
+      <w:r>
+        <w:t>本发明摧毁目标集与非摧毁目标集三维分布示意图</w:t>
       </w:r>
     </w:p>
     <w:p>
       <w:pPr>
-        <w:pStyle w:val="a9"/>
         <w:jc w:val="center"/>
       </w:pPr>
       <w:r>
+        <w:rPr>
+          <w:noProof/>
+        </w:rPr>
         <w:drawing>
-          <wp:inline xmlns:a="http://schemas.openxmlformats.org/drawingml/2006/main" xmlns:pic="http://schemas.openxmlformats.org/drawingml/2006/picture">
-            <wp:extent cx="5220000" cy="3027600"/>
+          <wp:inline distT="0" distB="0" distL="0" distR="0" wp14:anchorId="3D6DB76E" wp14:editId="775A78B6">
+            <wp:extent cx="6224094" cy="3609975"/>
+            <wp:effectExtent l="0" t="0" r="5715" b="0"/>
             <wp:docPr id="4" name="Picture 4"/>
             <wp:cNvGraphicFramePr>
-              <a:graphicFrameLocks noChangeAspect="1"/>
+              <a:graphicFrameLocks xmlns:a="http://schemas.openxmlformats.org/drawingml/2006/main" noChangeAspect="1"/>
             </wp:cNvGraphicFramePr>
-            <a:graphic>
+            <a:graphic xmlns:a="http://schemas.openxmlformats.org/drawingml/2006/main">
               <a:graphicData uri="http://schemas.openxmlformats.org/drawingml/2006/picture">
-                <pic:pic>
+                <pic:pic xmlns:pic="http://schemas.openxmlformats.org/drawingml/2006/picture">
                   <pic:nvPicPr>
                     <pic:cNvPr id="0" name="图4_摧毁目标集与非摧毁目标集三维分布示意图.png"/>
                     <pic:cNvPicPr/>
                   </pic:nvPicPr>
                   <pic:blipFill>
-                    <a:blip r:embed="rId22"/>
+                    <a:blip r:embed="rId11"/>
                     <a:stretch>
                       <a:fillRect/>
                     </a:stretch>
@@ -190,9 +265,11 @@
                   <pic:spPr>
                     <a:xfrm>
                       <a:off x="0" y="0"/>
-                      <a:ext cx="5220000" cy="3027600"/>
+                      <a:ext cx="6230376" cy="3613619"/>
                     </a:xfrm>
-                    <a:prstGeom prst="rect"/>
+                    <a:prstGeom prst="rect">
+                      <a:avLst/>
+                    </a:prstGeom>
                   </pic:spPr>
                 </pic:pic>
               </a:graphicData>
@@ -203,39 +280,44 @@
     </w:p>
     <w:p>
       <w:pPr>
-        <w:pStyle w:val="a9"/>
         <w:jc w:val="center"/>
       </w:pPr>
       <w:r>
-        <w:rPr>
-          <w:rFonts w:ascii="宋体" w:hAnsi="宋体" w:eastAsia="宋体"/>
-          <w:sz w:val="26"/>
-        </w:rPr>
-        <w:t>图4 摧毁目标集与非摧毁目标集三维分布示意图</w:t>
+        <w:lastRenderedPageBreak/>
+        <w:t>图</w:t>
+      </w:r>
+      <w:r>
+        <w:t xml:space="preserve">5 </w:t>
+      </w:r>
+      <w:r>
+        <w:t>本发明随机森林与对比分类模型性能对比示意图</w:t>
       </w:r>
     </w:p>
     <w:p>
       <w:pPr>
-        <w:pStyle w:val="a9"/>
         <w:jc w:val="center"/>
       </w:pPr>
       <w:r>
+        <w:rPr>
+          <w:noProof/>
+        </w:rPr>
         <w:drawing>
-          <wp:inline xmlns:a="http://schemas.openxmlformats.org/drawingml/2006/main" xmlns:pic="http://schemas.openxmlformats.org/drawingml/2006/picture">
-            <wp:extent cx="5220000" cy="2900000"/>
+          <wp:inline distT="0" distB="0" distL="0" distR="0" wp14:anchorId="10194388" wp14:editId="344079D2">
+            <wp:extent cx="5303520" cy="2946400"/>
+            <wp:effectExtent l="0" t="0" r="0" b="0"/>
             <wp:docPr id="5" name="Picture 5"/>
             <wp:cNvGraphicFramePr>
-              <a:graphicFrameLocks noChangeAspect="1"/>
+              <a:graphicFrameLocks xmlns:a="http://schemas.openxmlformats.org/drawingml/2006/main" noChangeAspect="1"/>
             </wp:cNvGraphicFramePr>
-            <a:graphic>
+            <a:graphic xmlns:a="http://schemas.openxmlformats.org/drawingml/2006/main">
               <a:graphicData uri="http://schemas.openxmlformats.org/drawingml/2006/picture">
-                <pic:pic>
+                <pic:pic xmlns:pic="http://schemas.openxmlformats.org/drawingml/2006/picture">
                   <pic:nvPicPr>
                     <pic:cNvPr id="0" name="图5_随机森林与对比分类模型性能对比示意图.png"/>
                     <pic:cNvPicPr/>
                   </pic:nvPicPr>
                   <pic:blipFill>
-                    <a:blip r:embed="rId23"/>
+                    <a:blip r:embed="rId12"/>
                     <a:stretch>
                       <a:fillRect/>
                     </a:stretch>
@@ -243,9 +325,11 @@
                   <pic:spPr>
                     <a:xfrm>
                       <a:off x="0" y="0"/>
-                      <a:ext cx="5220000" cy="2900000"/>
+                      <a:ext cx="5303520" cy="2946400"/>
                     </a:xfrm>
-                    <a:prstGeom prst="rect"/>
+                    <a:prstGeom prst="rect">
+                      <a:avLst/>
+                    </a:prstGeom>
                   </pic:spPr>
                 </pic:pic>
               </a:graphicData>
@@ -256,39 +340,43 @@
     </w:p>
     <w:p>
       <w:pPr>
-        <w:pStyle w:val="a9"/>
         <w:jc w:val="center"/>
       </w:pPr>
       <w:r>
-        <w:rPr>
-          <w:rFonts w:ascii="宋体" w:hAnsi="宋体" w:eastAsia="宋体"/>
-          <w:sz w:val="26"/>
-        </w:rPr>
-        <w:t>图5 随机森林与对比分类模型性能对比示意图</w:t>
+        <w:t>图</w:t>
+      </w:r>
+      <w:r>
+        <w:t xml:space="preserve">6 </w:t>
+      </w:r>
+      <w:r>
+        <w:t>本发明随机森林特征重要性示意图</w:t>
       </w:r>
     </w:p>
     <w:p>
       <w:pPr>
-        <w:pStyle w:val="a9"/>
         <w:jc w:val="center"/>
       </w:pPr>
       <w:r>
+        <w:rPr>
+          <w:noProof/>
+        </w:rPr>
         <w:drawing>
-          <wp:inline xmlns:a="http://schemas.openxmlformats.org/drawingml/2006/main" xmlns:pic="http://schemas.openxmlformats.org/drawingml/2006/picture">
-            <wp:extent cx="5220000" cy="2610000"/>
+          <wp:inline distT="0" distB="0" distL="0" distR="0" wp14:anchorId="288E36B8" wp14:editId="72D60AFB">
+            <wp:extent cx="5303520" cy="2651760"/>
+            <wp:effectExtent l="0" t="0" r="0" b="0"/>
             <wp:docPr id="6" name="Picture 6"/>
             <wp:cNvGraphicFramePr>
-              <a:graphicFrameLocks noChangeAspect="1"/>
+              <a:graphicFrameLocks xmlns:a="http://schemas.openxmlformats.org/drawingml/2006/main" noChangeAspect="1"/>
             </wp:cNvGraphicFramePr>
-            <a:graphic>
+            <a:graphic xmlns:a="http://schemas.openxmlformats.org/drawingml/2006/main">
               <a:graphicData uri="http://schemas.openxmlformats.org/drawingml/2006/picture">
-                <pic:pic>
+                <pic:pic xmlns:pic="http://schemas.openxmlformats.org/drawingml/2006/picture">
                   <pic:nvPicPr>
                     <pic:cNvPr id="0" name="图6_随机森林特征重要性示意图.png"/>
                     <pic:cNvPicPr/>
                   </pic:nvPicPr>
                   <pic:blipFill>
-                    <a:blip r:embed="rId24"/>
+                    <a:blip r:embed="rId13"/>
                     <a:stretch>
                       <a:fillRect/>
                     </a:stretch>
@@ -296,28 +384,17 @@
                   <pic:spPr>
                     <a:xfrm>
                       <a:off x="0" y="0"/>
-                      <a:ext cx="5220000" cy="2610000"/>
+                      <a:ext cx="5303520" cy="2651760"/>
                     </a:xfrm>
-                    <a:prstGeom prst="rect"/>
+                    <a:prstGeom prst="rect">
+                      <a:avLst/>
+                    </a:prstGeom>
                   </pic:spPr>
                 </pic:pic>
               </a:graphicData>
             </a:graphic>
           </wp:inline>
         </w:drawing>
-      </w:r>
-    </w:p>
-    <w:p>
-      <w:pPr>
-        <w:pStyle w:val="a9"/>
-        <w:jc w:val="center"/>
-      </w:pPr>
-      <w:r>
-        <w:rPr>
-          <w:rFonts w:ascii="宋体" w:hAnsi="宋体" w:eastAsia="宋体"/>
-          <w:sz w:val="26"/>
-        </w:rPr>
-        <w:t>图6 随机森林特征重要性示意图</w:t>
       </w:r>
     </w:p>
     <w:sectPr>
@@ -334,7 +411,7 @@
 </file>
 
 <file path=word/endnotes.xml><?xml version="1.0" encoding="utf-8"?>
-<w:endnotes xmlns:wpc="http://schemas.microsoft.com/office/word/2010/wordprocessingCanvas" xmlns:cx="http://schemas.microsoft.com/office/drawing/2014/chartex" xmlns:cx1="http://schemas.microsoft.com/office/drawing/2015/9/8/chartex" xmlns:cx2="http://schemas.microsoft.com/office/drawing/2015/10/21/chartex" xmlns:cx3="http://schemas.microsoft.com/office/drawing/2016/5/9/chartex" xmlns:cx4="http://schemas.microsoft.com/office/drawing/2016/5/10/chartex" xmlns:cx5="http://schemas.microsoft.com/office/drawing/2016/5/11/chartex" xmlns:cx6="http://schemas.microsoft.com/office/drawing/2016/5/12/chartex" xmlns:cx7="http://schemas.microsoft.com/office/drawing/2016/5/13/chartex" xmlns:cx8="http://schemas.microsoft.com/office/drawing/2016/5/14/chartex" xmlns:mc="http://schemas.openxmlformats.org/markup-compatibility/2006" xmlns:aink="http://schemas.microsoft.com/office/drawing/2016/ink" xmlns:am3d="http://schemas.microsoft.com/office/drawing/2017/model3d" xmlns:o="urn:schemas-microsoft-com:office:office" xmlns:r="http://schemas.openxmlformats.org/officeDocument/2006/relationships" xmlns:m="http://schemas.openxmlformats.org/officeDocument/2006/math" xmlns:v="urn:schemas-microsoft-com:vml" xmlns:wp14="http://schemas.microsoft.com/office/word/2010/wordprocessingDrawing" xmlns:wp="http://schemas.openxmlformats.org/drawingml/2006/wordprocessingDrawing" xmlns:w10="urn:schemas-microsoft-com:office:word" xmlns:w="http://schemas.openxmlformats.org/wordprocessingml/2006/main" xmlns:w14="http://schemas.microsoft.com/office/word/2010/wordml" xmlns:w15="http://schemas.microsoft.com/office/word/2012/wordml" xmlns:w16cid="http://schemas.microsoft.com/office/word/2016/wordml/cid" xmlns:w16se="http://schemas.microsoft.com/office/word/2015/wordml/symex" xmlns:wpg="http://schemas.microsoft.com/office/word/2010/wordprocessingGroup" xmlns:wpi="http://schemas.microsoft.com/office/word/2010/wordprocessingInk" xmlns:wne="http://schemas.microsoft.com/office/word/2006/wordml" xmlns:wps="http://schemas.microsoft.com/office/word/2010/wordprocessingShape" mc:Ignorable="w14 w15 w16se w16cid wp14">
+<w:endnotes xmlns:wpc="http://schemas.microsoft.com/office/word/2010/wordprocessingCanvas" xmlns:cx="http://schemas.microsoft.com/office/drawing/2014/chartex" xmlns:cx1="http://schemas.microsoft.com/office/drawing/2015/9/8/chartex" xmlns:cx2="http://schemas.microsoft.com/office/drawing/2015/10/21/chartex" xmlns:cx3="http://schemas.microsoft.com/office/drawing/2016/5/9/chartex" xmlns:cx4="http://schemas.microsoft.com/office/drawing/2016/5/10/chartex" xmlns:cx5="http://schemas.microsoft.com/office/drawing/2016/5/11/chartex" xmlns:cx6="http://schemas.microsoft.com/office/drawing/2016/5/12/chartex" xmlns:cx7="http://schemas.microsoft.com/office/drawing/2016/5/13/chartex" xmlns:cx8="http://schemas.microsoft.com/office/drawing/2016/5/14/chartex" xmlns:mc="http://schemas.openxmlformats.org/markup-compatibility/2006" xmlns:aink="http://schemas.microsoft.com/office/drawing/2016/ink" xmlns:am3d="http://schemas.microsoft.com/office/drawing/2017/model3d" xmlns:o="urn:schemas-microsoft-com:office:office" xmlns:oel="http://schemas.microsoft.com/office/2019/extlst" xmlns:r="http://schemas.openxmlformats.org/officeDocument/2006/relationships" xmlns:m="http://schemas.openxmlformats.org/officeDocument/2006/math" xmlns:v="urn:schemas-microsoft-com:vml" xmlns:wp14="http://schemas.microsoft.com/office/word/2010/wordprocessingDrawing" xmlns:wp="http://schemas.openxmlformats.org/drawingml/2006/wordprocessingDrawing" xmlns:w10="urn:schemas-microsoft-com:office:word" xmlns:w="http://schemas.openxmlformats.org/wordprocessingml/2006/main" xmlns:w14="http://schemas.microsoft.com/office/word/2010/wordml" xmlns:w15="http://schemas.microsoft.com/office/word/2012/wordml" xmlns:w16cex="http://schemas.microsoft.com/office/word/2018/wordml/cex" xmlns:w16cid="http://schemas.microsoft.com/office/word/2016/wordml/cid" xmlns:w16="http://schemas.microsoft.com/office/word/2018/wordml" xmlns:w16du="http://schemas.microsoft.com/office/word/2023/wordml/word16du" xmlns:w16sdtdh="http://schemas.microsoft.com/office/word/2020/wordml/sdtdatahash" xmlns:w16sdtfl="http://schemas.microsoft.com/office/word/2024/wordml/sdtformatlock" xmlns:w16se="http://schemas.microsoft.com/office/word/2015/wordml/symex" xmlns:wpg="http://schemas.microsoft.com/office/word/2010/wordprocessingGroup" xmlns:wpi="http://schemas.microsoft.com/office/word/2010/wordprocessingInk" xmlns:wne="http://schemas.microsoft.com/office/word/2006/wordml" xmlns:wps="http://schemas.microsoft.com/office/word/2010/wordprocessingShape" mc:Ignorable="w14 w15 w16se w16cid w16 w16cex w16sdtdh w16sdtfl w16du wp14">
   <w:endnote w:type="separator" w:id="-1">
     <w:p>
       <w:r>
@@ -353,7 +430,7 @@
 </file>
 
 <file path=word/footer1.xml><?xml version="1.0" encoding="utf-8"?>
-<w:ftr xmlns:wpc="http://schemas.microsoft.com/office/word/2010/wordprocessingCanvas" xmlns:cx="http://schemas.microsoft.com/office/drawing/2014/chartex" xmlns:cx1="http://schemas.microsoft.com/office/drawing/2015/9/8/chartex" xmlns:cx2="http://schemas.microsoft.com/office/drawing/2015/10/21/chartex" xmlns:cx3="http://schemas.microsoft.com/office/drawing/2016/5/9/chartex" xmlns:cx4="http://schemas.microsoft.com/office/drawing/2016/5/10/chartex" xmlns:cx5="http://schemas.microsoft.com/office/drawing/2016/5/11/chartex" xmlns:cx6="http://schemas.microsoft.com/office/drawing/2016/5/12/chartex" xmlns:cx7="http://schemas.microsoft.com/office/drawing/2016/5/13/chartex" xmlns:cx8="http://schemas.microsoft.com/office/drawing/2016/5/14/chartex" xmlns:mc="http://schemas.openxmlformats.org/markup-compatibility/2006" xmlns:aink="http://schemas.microsoft.com/office/drawing/2016/ink" xmlns:am3d="http://schemas.microsoft.com/office/drawing/2017/model3d" xmlns:o="urn:schemas-microsoft-com:office:office" xmlns:r="http://schemas.openxmlformats.org/officeDocument/2006/relationships" xmlns:m="http://schemas.openxmlformats.org/officeDocument/2006/math" xmlns:v="urn:schemas-microsoft-com:vml" xmlns:wp14="http://schemas.microsoft.com/office/word/2010/wordprocessingDrawing" xmlns:wp="http://schemas.openxmlformats.org/drawingml/2006/wordprocessingDrawing" xmlns:w10="urn:schemas-microsoft-com:office:word" xmlns:w="http://schemas.openxmlformats.org/wordprocessingml/2006/main" xmlns:w14="http://schemas.microsoft.com/office/word/2010/wordml" xmlns:w15="http://schemas.microsoft.com/office/word/2012/wordml" xmlns:w16cid="http://schemas.microsoft.com/office/word/2016/wordml/cid" xmlns:w16se="http://schemas.microsoft.com/office/word/2015/wordml/symex" xmlns:wpg="http://schemas.microsoft.com/office/word/2010/wordprocessingGroup" xmlns:wpi="http://schemas.microsoft.com/office/word/2010/wordprocessingInk" xmlns:wne="http://schemas.microsoft.com/office/word/2006/wordml" xmlns:wps="http://schemas.microsoft.com/office/word/2010/wordprocessingShape" mc:Ignorable="w14 w15 w16se w16cid wp14">
+<w:ftr xmlns:wpc="http://schemas.microsoft.com/office/word/2010/wordprocessingCanvas" xmlns:cx="http://schemas.microsoft.com/office/drawing/2014/chartex" xmlns:cx1="http://schemas.microsoft.com/office/drawing/2015/9/8/chartex" xmlns:cx2="http://schemas.microsoft.com/office/drawing/2015/10/21/chartex" xmlns:cx3="http://schemas.microsoft.com/office/drawing/2016/5/9/chartex" xmlns:cx4="http://schemas.microsoft.com/office/drawing/2016/5/10/chartex" xmlns:cx5="http://schemas.microsoft.com/office/drawing/2016/5/11/chartex" xmlns:cx6="http://schemas.microsoft.com/office/drawing/2016/5/12/chartex" xmlns:cx7="http://schemas.microsoft.com/office/drawing/2016/5/13/chartex" xmlns:cx8="http://schemas.microsoft.com/office/drawing/2016/5/14/chartex" xmlns:mc="http://schemas.openxmlformats.org/markup-compatibility/2006" xmlns:aink="http://schemas.microsoft.com/office/drawing/2016/ink" xmlns:am3d="http://schemas.microsoft.com/office/drawing/2017/model3d" xmlns:o="urn:schemas-microsoft-com:office:office" xmlns:oel="http://schemas.microsoft.com/office/2019/extlst" xmlns:r="http://schemas.openxmlformats.org/officeDocument/2006/relationships" xmlns:m="http://schemas.openxmlformats.org/officeDocument/2006/math" xmlns:v="urn:schemas-microsoft-com:vml" xmlns:wp14="http://schemas.microsoft.com/office/word/2010/wordprocessingDrawing" xmlns:wp="http://schemas.openxmlformats.org/drawingml/2006/wordprocessingDrawing" xmlns:w10="urn:schemas-microsoft-com:office:word" xmlns:w="http://schemas.openxmlformats.org/wordprocessingml/2006/main" xmlns:w14="http://schemas.microsoft.com/office/word/2010/wordml" xmlns:w15="http://schemas.microsoft.com/office/word/2012/wordml" xmlns:w16cex="http://schemas.microsoft.com/office/word/2018/wordml/cex" xmlns:w16cid="http://schemas.microsoft.com/office/word/2016/wordml/cid" xmlns:w16="http://schemas.microsoft.com/office/word/2018/wordml" xmlns:w16du="http://schemas.microsoft.com/office/word/2023/wordml/word16du" xmlns:w16sdtdh="http://schemas.microsoft.com/office/word/2020/wordml/sdtdatahash" xmlns:w16sdtfl="http://schemas.microsoft.com/office/word/2024/wordml/sdtformatlock" xmlns:w16se="http://schemas.microsoft.com/office/word/2015/wordml/symex" xmlns:wpg="http://schemas.microsoft.com/office/word/2010/wordprocessingGroup" xmlns:wpi="http://schemas.microsoft.com/office/word/2010/wordprocessingInk" xmlns:wne="http://schemas.microsoft.com/office/word/2006/wordml" xmlns:wps="http://schemas.microsoft.com/office/word/2010/wordprocessingShape" mc:Ignorable="w14 w15 w16se w16cid w16 w16cex w16sdtdh w16sdtfl w16du wp14">
   <w:p>
     <w:pPr>
       <w:pStyle w:val="a4"/>
@@ -391,7 +468,7 @@
 </file>
 
 <file path=word/footer2.xml><?xml version="1.0" encoding="utf-8"?>
-<w:ftr xmlns:wpc="http://schemas.microsoft.com/office/word/2010/wordprocessingCanvas" xmlns:cx="http://schemas.microsoft.com/office/drawing/2014/chartex" xmlns:cx1="http://schemas.microsoft.com/office/drawing/2015/9/8/chartex" xmlns:cx2="http://schemas.microsoft.com/office/drawing/2015/10/21/chartex" xmlns:cx3="http://schemas.microsoft.com/office/drawing/2016/5/9/chartex" xmlns:cx4="http://schemas.microsoft.com/office/drawing/2016/5/10/chartex" xmlns:cx5="http://schemas.microsoft.com/office/drawing/2016/5/11/chartex" xmlns:cx6="http://schemas.microsoft.com/office/drawing/2016/5/12/chartex" xmlns:cx7="http://schemas.microsoft.com/office/drawing/2016/5/13/chartex" xmlns:cx8="http://schemas.microsoft.com/office/drawing/2016/5/14/chartex" xmlns:mc="http://schemas.openxmlformats.org/markup-compatibility/2006" xmlns:aink="http://schemas.microsoft.com/office/drawing/2016/ink" xmlns:am3d="http://schemas.microsoft.com/office/drawing/2017/model3d" xmlns:o="urn:schemas-microsoft-com:office:office" xmlns:r="http://schemas.openxmlformats.org/officeDocument/2006/relationships" xmlns:m="http://schemas.openxmlformats.org/officeDocument/2006/math" xmlns:v="urn:schemas-microsoft-com:vml" xmlns:wp14="http://schemas.microsoft.com/office/word/2010/wordprocessingDrawing" xmlns:wp="http://schemas.openxmlformats.org/drawingml/2006/wordprocessingDrawing" xmlns:w10="urn:schemas-microsoft-com:office:word" xmlns:w="http://schemas.openxmlformats.org/wordprocessingml/2006/main" xmlns:w14="http://schemas.microsoft.com/office/word/2010/wordml" xmlns:w15="http://schemas.microsoft.com/office/word/2012/wordml" xmlns:w16cid="http://schemas.microsoft.com/office/word/2016/wordml/cid" xmlns:w16se="http://schemas.microsoft.com/office/word/2015/wordml/symex" xmlns:wpg="http://schemas.microsoft.com/office/word/2010/wordprocessingGroup" xmlns:wpi="http://schemas.microsoft.com/office/word/2010/wordprocessingInk" xmlns:wne="http://schemas.microsoft.com/office/word/2006/wordml" xmlns:wps="http://schemas.microsoft.com/office/word/2010/wordprocessingShape" mc:Ignorable="w14 w15 w16se w16cid wp14">
+<w:ftr xmlns:wpc="http://schemas.microsoft.com/office/word/2010/wordprocessingCanvas" xmlns:cx="http://schemas.microsoft.com/office/drawing/2014/chartex" xmlns:cx1="http://schemas.microsoft.com/office/drawing/2015/9/8/chartex" xmlns:cx2="http://schemas.microsoft.com/office/drawing/2015/10/21/chartex" xmlns:cx3="http://schemas.microsoft.com/office/drawing/2016/5/9/chartex" xmlns:cx4="http://schemas.microsoft.com/office/drawing/2016/5/10/chartex" xmlns:cx5="http://schemas.microsoft.com/office/drawing/2016/5/11/chartex" xmlns:cx6="http://schemas.microsoft.com/office/drawing/2016/5/12/chartex" xmlns:cx7="http://schemas.microsoft.com/office/drawing/2016/5/13/chartex" xmlns:cx8="http://schemas.microsoft.com/office/drawing/2016/5/14/chartex" xmlns:mc="http://schemas.openxmlformats.org/markup-compatibility/2006" xmlns:aink="http://schemas.microsoft.com/office/drawing/2016/ink" xmlns:am3d="http://schemas.microsoft.com/office/drawing/2017/model3d" xmlns:o="urn:schemas-microsoft-com:office:office" xmlns:oel="http://schemas.microsoft.com/office/2019/extlst" xmlns:r="http://schemas.openxmlformats.org/officeDocument/2006/relationships" xmlns:m="http://schemas.openxmlformats.org/officeDocument/2006/math" xmlns:v="urn:schemas-microsoft-com:vml" xmlns:wp14="http://schemas.microsoft.com/office/word/2010/wordprocessingDrawing" xmlns:wp="http://schemas.openxmlformats.org/drawingml/2006/wordprocessingDrawing" xmlns:w10="urn:schemas-microsoft-com:office:word" xmlns:w="http://schemas.openxmlformats.org/wordprocessingml/2006/main" xmlns:w14="http://schemas.microsoft.com/office/word/2010/wordml" xmlns:w15="http://schemas.microsoft.com/office/word/2012/wordml" xmlns:w16cex="http://schemas.microsoft.com/office/word/2018/wordml/cex" xmlns:w16cid="http://schemas.microsoft.com/office/word/2016/wordml/cid" xmlns:w16="http://schemas.microsoft.com/office/word/2018/wordml" xmlns:w16du="http://schemas.microsoft.com/office/word/2023/wordml/word16du" xmlns:w16sdtdh="http://schemas.microsoft.com/office/word/2020/wordml/sdtdatahash" xmlns:w16sdtfl="http://schemas.microsoft.com/office/word/2024/wordml/sdtformatlock" xmlns:w16se="http://schemas.microsoft.com/office/word/2015/wordml/symex" xmlns:wpg="http://schemas.microsoft.com/office/word/2010/wordprocessingGroup" xmlns:wpi="http://schemas.microsoft.com/office/word/2010/wordprocessingInk" xmlns:wne="http://schemas.microsoft.com/office/word/2006/wordml" xmlns:wps="http://schemas.microsoft.com/office/word/2010/wordprocessingShape" mc:Ignorable="w14 w15 w16se w16cid w16 w16cex w16sdtdh w16sdtfl w16du wp14">
   <w:p>
     <w:pPr>
       <w:pStyle w:val="a4"/>
@@ -493,7 +570,7 @@
               <wp:extent cx="6120130" cy="0"/>
               <wp:effectExtent l="0" t="0" r="0" b="0"/>
               <wp:wrapNone/>
-              <wp:docPr id="3" name="Line 11"/>
+              <wp:docPr id="1755465648" name="Line 11"/>
               <wp:cNvGraphicFramePr>
                 <a:graphicFrameLocks xmlns:a="http://schemas.openxmlformats.org/drawingml/2006/main"/>
               </wp:cNvGraphicFramePr>
@@ -573,7 +650,7 @@
 </file>
 
 <file path=word/footnotes.xml><?xml version="1.0" encoding="utf-8"?>
-<w:footnotes xmlns:wpc="http://schemas.microsoft.com/office/word/2010/wordprocessingCanvas" xmlns:cx="http://schemas.microsoft.com/office/drawing/2014/chartex" xmlns:cx1="http://schemas.microsoft.com/office/drawing/2015/9/8/chartex" xmlns:cx2="http://schemas.microsoft.com/office/drawing/2015/10/21/chartex" xmlns:cx3="http://schemas.microsoft.com/office/drawing/2016/5/9/chartex" xmlns:cx4="http://schemas.microsoft.com/office/drawing/2016/5/10/chartex" xmlns:cx5="http://schemas.microsoft.com/office/drawing/2016/5/11/chartex" xmlns:cx6="http://schemas.microsoft.com/office/drawing/2016/5/12/chartex" xmlns:cx7="http://schemas.microsoft.com/office/drawing/2016/5/13/chartex" xmlns:cx8="http://schemas.microsoft.com/office/drawing/2016/5/14/chartex" xmlns:mc="http://schemas.openxmlformats.org/markup-compatibility/2006" xmlns:aink="http://schemas.microsoft.com/office/drawing/2016/ink" xmlns:am3d="http://schemas.microsoft.com/office/drawing/2017/model3d" xmlns:o="urn:schemas-microsoft-com:office:office" xmlns:r="http://schemas.openxmlformats.org/officeDocument/2006/relationships" xmlns:m="http://schemas.openxmlformats.org/officeDocument/2006/math" xmlns:v="urn:schemas-microsoft-com:vml" xmlns:wp14="http://schemas.microsoft.com/office/word/2010/wordprocessingDrawing" xmlns:wp="http://schemas.openxmlformats.org/drawingml/2006/wordprocessingDrawing" xmlns:w10="urn:schemas-microsoft-com:office:word" xmlns:w="http://schemas.openxmlformats.org/wordprocessingml/2006/main" xmlns:w14="http://schemas.microsoft.com/office/word/2010/wordml" xmlns:w15="http://schemas.microsoft.com/office/word/2012/wordml" xmlns:w16cid="http://schemas.microsoft.com/office/word/2016/wordml/cid" xmlns:w16se="http://schemas.microsoft.com/office/word/2015/wordml/symex" xmlns:wpg="http://schemas.microsoft.com/office/word/2010/wordprocessingGroup" xmlns:wpi="http://schemas.microsoft.com/office/word/2010/wordprocessingInk" xmlns:wne="http://schemas.microsoft.com/office/word/2006/wordml" xmlns:wps="http://schemas.microsoft.com/office/word/2010/wordprocessingShape" mc:Ignorable="w14 w15 w16se w16cid wp14">
+<w:footnotes xmlns:wpc="http://schemas.microsoft.com/office/word/2010/wordprocessingCanvas" xmlns:cx="http://schemas.microsoft.com/office/drawing/2014/chartex" xmlns:cx1="http://schemas.microsoft.com/office/drawing/2015/9/8/chartex" xmlns:cx2="http://schemas.microsoft.com/office/drawing/2015/10/21/chartex" xmlns:cx3="http://schemas.microsoft.com/office/drawing/2016/5/9/chartex" xmlns:cx4="http://schemas.microsoft.com/office/drawing/2016/5/10/chartex" xmlns:cx5="http://schemas.microsoft.com/office/drawing/2016/5/11/chartex" xmlns:cx6="http://schemas.microsoft.com/office/drawing/2016/5/12/chartex" xmlns:cx7="http://schemas.microsoft.com/office/drawing/2016/5/13/chartex" xmlns:cx8="http://schemas.microsoft.com/office/drawing/2016/5/14/chartex" xmlns:mc="http://schemas.openxmlformats.org/markup-compatibility/2006" xmlns:aink="http://schemas.microsoft.com/office/drawing/2016/ink" xmlns:am3d="http://schemas.microsoft.com/office/drawing/2017/model3d" xmlns:o="urn:schemas-microsoft-com:office:office" xmlns:oel="http://schemas.microsoft.com/office/2019/extlst" xmlns:r="http://schemas.openxmlformats.org/officeDocument/2006/relationships" xmlns:m="http://schemas.openxmlformats.org/officeDocument/2006/math" xmlns:v="urn:schemas-microsoft-com:vml" xmlns:wp14="http://schemas.microsoft.com/office/word/2010/wordprocessingDrawing" xmlns:wp="http://schemas.openxmlformats.org/drawingml/2006/wordprocessingDrawing" xmlns:w10="urn:schemas-microsoft-com:office:word" xmlns:w="http://schemas.openxmlformats.org/wordprocessingml/2006/main" xmlns:w14="http://schemas.microsoft.com/office/word/2010/wordml" xmlns:w15="http://schemas.microsoft.com/office/word/2012/wordml" xmlns:w16cex="http://schemas.microsoft.com/office/word/2018/wordml/cex" xmlns:w16cid="http://schemas.microsoft.com/office/word/2016/wordml/cid" xmlns:w16="http://schemas.microsoft.com/office/word/2018/wordml" xmlns:w16du="http://schemas.microsoft.com/office/word/2023/wordml/word16du" xmlns:w16sdtdh="http://schemas.microsoft.com/office/word/2020/wordml/sdtdatahash" xmlns:w16sdtfl="http://schemas.microsoft.com/office/word/2024/wordml/sdtformatlock" xmlns:w16se="http://schemas.microsoft.com/office/word/2015/wordml/symex" xmlns:wpg="http://schemas.microsoft.com/office/word/2010/wordprocessingGroup" xmlns:wpi="http://schemas.microsoft.com/office/word/2010/wordprocessingInk" xmlns:wne="http://schemas.microsoft.com/office/word/2006/wordml" xmlns:wps="http://schemas.microsoft.com/office/word/2010/wordprocessingShape" mc:Ignorable="w14 w15 w16se w16cid w16 w16cex w16sdtdh w16sdtfl w16du wp14">
   <w:footnote w:type="separator" w:id="-1">
     <w:p>
       <w:r>
@@ -592,7 +669,7 @@
 </file>
 
 <file path=word/header1.xml><?xml version="1.0" encoding="utf-8"?>
-<w:hdr xmlns:wpc="http://schemas.microsoft.com/office/word/2010/wordprocessingCanvas" xmlns:cx="http://schemas.microsoft.com/office/drawing/2014/chartex" xmlns:cx1="http://schemas.microsoft.com/office/drawing/2015/9/8/chartex" xmlns:cx2="http://schemas.microsoft.com/office/drawing/2015/10/21/chartex" xmlns:cx3="http://schemas.microsoft.com/office/drawing/2016/5/9/chartex" xmlns:cx4="http://schemas.microsoft.com/office/drawing/2016/5/10/chartex" xmlns:cx5="http://schemas.microsoft.com/office/drawing/2016/5/11/chartex" xmlns:cx6="http://schemas.microsoft.com/office/drawing/2016/5/12/chartex" xmlns:cx7="http://schemas.microsoft.com/office/drawing/2016/5/13/chartex" xmlns:cx8="http://schemas.microsoft.com/office/drawing/2016/5/14/chartex" xmlns:mc="http://schemas.openxmlformats.org/markup-compatibility/2006" xmlns:aink="http://schemas.microsoft.com/office/drawing/2016/ink" xmlns:am3d="http://schemas.microsoft.com/office/drawing/2017/model3d" xmlns:o="urn:schemas-microsoft-com:office:office" xmlns:r="http://schemas.openxmlformats.org/officeDocument/2006/relationships" xmlns:m="http://schemas.openxmlformats.org/officeDocument/2006/math" xmlns:v="urn:schemas-microsoft-com:vml" xmlns:wp14="http://schemas.microsoft.com/office/word/2010/wordprocessingDrawing" xmlns:wp="http://schemas.openxmlformats.org/drawingml/2006/wordprocessingDrawing" xmlns:w10="urn:schemas-microsoft-com:office:word" xmlns:w="http://schemas.openxmlformats.org/wordprocessingml/2006/main" xmlns:w14="http://schemas.microsoft.com/office/word/2010/wordml" xmlns:w15="http://schemas.microsoft.com/office/word/2012/wordml" xmlns:w16cid="http://schemas.microsoft.com/office/word/2016/wordml/cid" xmlns:w16se="http://schemas.microsoft.com/office/word/2015/wordml/symex" xmlns:wpg="http://schemas.microsoft.com/office/word/2010/wordprocessingGroup" xmlns:wpi="http://schemas.microsoft.com/office/word/2010/wordprocessingInk" xmlns:wne="http://schemas.microsoft.com/office/word/2006/wordml" xmlns:wps="http://schemas.microsoft.com/office/word/2010/wordprocessingShape" mc:Ignorable="w14 w15 w16se w16cid wp14">
+<w:hdr xmlns:wpc="http://schemas.microsoft.com/office/word/2010/wordprocessingCanvas" xmlns:cx="http://schemas.microsoft.com/office/drawing/2014/chartex" xmlns:cx1="http://schemas.microsoft.com/office/drawing/2015/9/8/chartex" xmlns:cx2="http://schemas.microsoft.com/office/drawing/2015/10/21/chartex" xmlns:cx3="http://schemas.microsoft.com/office/drawing/2016/5/9/chartex" xmlns:cx4="http://schemas.microsoft.com/office/drawing/2016/5/10/chartex" xmlns:cx5="http://schemas.microsoft.com/office/drawing/2016/5/11/chartex" xmlns:cx6="http://schemas.microsoft.com/office/drawing/2016/5/12/chartex" xmlns:cx7="http://schemas.microsoft.com/office/drawing/2016/5/13/chartex" xmlns:cx8="http://schemas.microsoft.com/office/drawing/2016/5/14/chartex" xmlns:mc="http://schemas.openxmlformats.org/markup-compatibility/2006" xmlns:aink="http://schemas.microsoft.com/office/drawing/2016/ink" xmlns:am3d="http://schemas.microsoft.com/office/drawing/2017/model3d" xmlns:o="urn:schemas-microsoft-com:office:office" xmlns:oel="http://schemas.microsoft.com/office/2019/extlst" xmlns:r="http://schemas.openxmlformats.org/officeDocument/2006/relationships" xmlns:m="http://schemas.openxmlformats.org/officeDocument/2006/math" xmlns:v="urn:schemas-microsoft-com:vml" xmlns:wp14="http://schemas.microsoft.com/office/word/2010/wordprocessingDrawing" xmlns:wp="http://schemas.openxmlformats.org/drawingml/2006/wordprocessingDrawing" xmlns:w10="urn:schemas-microsoft-com:office:word" xmlns:w="http://schemas.openxmlformats.org/wordprocessingml/2006/main" xmlns:w14="http://schemas.microsoft.com/office/word/2010/wordml" xmlns:w15="http://schemas.microsoft.com/office/word/2012/wordml" xmlns:w16cex="http://schemas.microsoft.com/office/word/2018/wordml/cex" xmlns:w16cid="http://schemas.microsoft.com/office/word/2016/wordml/cid" xmlns:w16="http://schemas.microsoft.com/office/word/2018/wordml" xmlns:w16du="http://schemas.microsoft.com/office/word/2023/wordml/word16du" xmlns:w16sdtdh="http://schemas.microsoft.com/office/word/2020/wordml/sdtdatahash" xmlns:w16sdtfl="http://schemas.microsoft.com/office/word/2024/wordml/sdtformatlock" xmlns:w16se="http://schemas.microsoft.com/office/word/2015/wordml/symex" xmlns:wpg="http://schemas.microsoft.com/office/word/2010/wordprocessingGroup" xmlns:wpi="http://schemas.microsoft.com/office/word/2010/wordprocessingInk" xmlns:wne="http://schemas.microsoft.com/office/word/2006/wordml" xmlns:wps="http://schemas.microsoft.com/office/word/2010/wordprocessingShape" mc:Ignorable="w14 w15 w16se w16cid w16 w16cex w16sdtdh w16sdtfl w16du wp14">
   <w:p>
     <w:pPr>
       <w:jc w:val="center"/>
@@ -625,7 +702,7 @@
               <wp:extent cx="6120130" cy="0"/>
               <wp:effectExtent l="0" t="0" r="0" b="0"/>
               <wp:wrapNone/>
-              <wp:docPr id="4" name="Line 9"/>
+              <wp:docPr id="1869459984" name="Line 9"/>
               <wp:cNvGraphicFramePr>
                 <a:graphicFrameLocks xmlns:a="http://schemas.openxmlformats.org/drawingml/2006/main"/>
               </wp:cNvGraphicFramePr>
@@ -694,7 +771,7 @@
 </file>
 
 <file path=word/numbering.xml><?xml version="1.0" encoding="utf-8"?>
-<w:numbering xmlns:wpc="http://schemas.microsoft.com/office/word/2010/wordprocessingCanvas" xmlns:cx="http://schemas.microsoft.com/office/drawing/2014/chartex" xmlns:cx1="http://schemas.microsoft.com/office/drawing/2015/9/8/chartex" xmlns:cx2="http://schemas.microsoft.com/office/drawing/2015/10/21/chartex" xmlns:cx3="http://schemas.microsoft.com/office/drawing/2016/5/9/chartex" xmlns:cx4="http://schemas.microsoft.com/office/drawing/2016/5/10/chartex" xmlns:cx5="http://schemas.microsoft.com/office/drawing/2016/5/11/chartex" xmlns:cx6="http://schemas.microsoft.com/office/drawing/2016/5/12/chartex" xmlns:cx7="http://schemas.microsoft.com/office/drawing/2016/5/13/chartex" xmlns:cx8="http://schemas.microsoft.com/office/drawing/2016/5/14/chartex" xmlns:mc="http://schemas.openxmlformats.org/markup-compatibility/2006" xmlns:aink="http://schemas.microsoft.com/office/drawing/2016/ink" xmlns:am3d="http://schemas.microsoft.com/office/drawing/2017/model3d" xmlns:o="urn:schemas-microsoft-com:office:office" xmlns:r="http://schemas.openxmlformats.org/officeDocument/2006/relationships" xmlns:m="http://schemas.openxmlformats.org/officeDocument/2006/math" xmlns:v="urn:schemas-microsoft-com:vml" xmlns:wp14="http://schemas.microsoft.com/office/word/2010/wordprocessingDrawing" xmlns:wp="http://schemas.openxmlformats.org/drawingml/2006/wordprocessingDrawing" xmlns:w10="urn:schemas-microsoft-com:office:word" xmlns:w="http://schemas.openxmlformats.org/wordprocessingml/2006/main" xmlns:w14="http://schemas.microsoft.com/office/word/2010/wordml" xmlns:w15="http://schemas.microsoft.com/office/word/2012/wordml" xmlns:w16cid="http://schemas.microsoft.com/office/word/2016/wordml/cid" xmlns:w16se="http://schemas.microsoft.com/office/word/2015/wordml/symex" xmlns:wpg="http://schemas.microsoft.com/office/word/2010/wordprocessingGroup" xmlns:wpi="http://schemas.microsoft.com/office/word/2010/wordprocessingInk" xmlns:wne="http://schemas.microsoft.com/office/word/2006/wordml" xmlns:wps="http://schemas.microsoft.com/office/word/2010/wordprocessingShape" mc:Ignorable="w14 w15 w16se w16cid wp14">
+<w:numbering xmlns:wpc="http://schemas.microsoft.com/office/word/2010/wordprocessingCanvas" xmlns:cx="http://schemas.microsoft.com/office/drawing/2014/chartex" xmlns:cx1="http://schemas.microsoft.com/office/drawing/2015/9/8/chartex" xmlns:cx2="http://schemas.microsoft.com/office/drawing/2015/10/21/chartex" xmlns:cx3="http://schemas.microsoft.com/office/drawing/2016/5/9/chartex" xmlns:cx4="http://schemas.microsoft.com/office/drawing/2016/5/10/chartex" xmlns:cx5="http://schemas.microsoft.com/office/drawing/2016/5/11/chartex" xmlns:cx6="http://schemas.microsoft.com/office/drawing/2016/5/12/chartex" xmlns:cx7="http://schemas.microsoft.com/office/drawing/2016/5/13/chartex" xmlns:cx8="http://schemas.microsoft.com/office/drawing/2016/5/14/chartex" xmlns:mc="http://schemas.openxmlformats.org/markup-compatibility/2006" xmlns:aink="http://schemas.microsoft.com/office/drawing/2016/ink" xmlns:am3d="http://schemas.microsoft.com/office/drawing/2017/model3d" xmlns:o="urn:schemas-microsoft-com:office:office" xmlns:oel="http://schemas.microsoft.com/office/2019/extlst" xmlns:r="http://schemas.openxmlformats.org/officeDocument/2006/relationships" xmlns:m="http://schemas.openxmlformats.org/officeDocument/2006/math" xmlns:v="urn:schemas-microsoft-com:vml" xmlns:wp14="http://schemas.microsoft.com/office/word/2010/wordprocessingDrawing" xmlns:wp="http://schemas.openxmlformats.org/drawingml/2006/wordprocessingDrawing" xmlns:w10="urn:schemas-microsoft-com:office:word" xmlns:w="http://schemas.openxmlformats.org/wordprocessingml/2006/main" xmlns:w14="http://schemas.microsoft.com/office/word/2010/wordml" xmlns:w15="http://schemas.microsoft.com/office/word/2012/wordml" xmlns:w16cex="http://schemas.microsoft.com/office/word/2018/wordml/cex" xmlns:w16cid="http://schemas.microsoft.com/office/word/2016/wordml/cid" xmlns:w16="http://schemas.microsoft.com/office/word/2018/wordml" xmlns:w16du="http://schemas.microsoft.com/office/word/2023/wordml/word16du" xmlns:w16sdtdh="http://schemas.microsoft.com/office/word/2020/wordml/sdtdatahash" xmlns:w16sdtfl="http://schemas.microsoft.com/office/word/2024/wordml/sdtformatlock" xmlns:w16se="http://schemas.microsoft.com/office/word/2015/wordml/symex" xmlns:wpg="http://schemas.microsoft.com/office/word/2010/wordprocessingGroup" xmlns:wpi="http://schemas.microsoft.com/office/word/2010/wordprocessingInk" xmlns:wne="http://schemas.microsoft.com/office/word/2006/wordml" xmlns:wps="http://schemas.microsoft.com/office/word/2010/wordprocessingShape" mc:Ignorable="w14 w15 w16se w16cid w16 w16cex w16sdtdh w16sdtfl w16du wp14">
   <w:abstractNum w:abstractNumId="0" w15:restartNumberingAfterBreak="0">
     <w:nsid w:val="014D25EF"/>
     <w:multiLevelType w:val="multilevel"/>
@@ -2172,56 +2249,56 @@
       </w:pPr>
     </w:lvl>
   </w:abstractNum>
-  <w:num w:numId="1">
+  <w:num w:numId="1" w16cid:durableId="289018246">
     <w:abstractNumId w:val="2"/>
   </w:num>
-  <w:num w:numId="2">
+  <w:num w:numId="2" w16cid:durableId="662590446">
     <w:abstractNumId w:val="6"/>
   </w:num>
-  <w:num w:numId="3">
+  <w:num w:numId="3" w16cid:durableId="923539457">
     <w:abstractNumId w:val="3"/>
   </w:num>
-  <w:num w:numId="4">
+  <w:num w:numId="4" w16cid:durableId="1363897323">
     <w:abstractNumId w:val="5"/>
   </w:num>
-  <w:num w:numId="5">
+  <w:num w:numId="5" w16cid:durableId="638803989">
     <w:abstractNumId w:val="1"/>
   </w:num>
-  <w:num w:numId="6">
+  <w:num w:numId="6" w16cid:durableId="614675654">
     <w:abstractNumId w:val="14"/>
   </w:num>
-  <w:num w:numId="7">
+  <w:num w:numId="7" w16cid:durableId="1383476556">
     <w:abstractNumId w:val="13"/>
   </w:num>
-  <w:num w:numId="8">
+  <w:num w:numId="8" w16cid:durableId="399640909">
     <w:abstractNumId w:val="10"/>
   </w:num>
-  <w:num w:numId="9">
+  <w:num w:numId="9" w16cid:durableId="974023976">
     <w:abstractNumId w:val="4"/>
   </w:num>
-  <w:num w:numId="10">
+  <w:num w:numId="10" w16cid:durableId="1236671422">
     <w:abstractNumId w:val="11"/>
   </w:num>
-  <w:num w:numId="11">
+  <w:num w:numId="11" w16cid:durableId="3676964">
     <w:abstractNumId w:val="7"/>
   </w:num>
-  <w:num w:numId="12">
+  <w:num w:numId="12" w16cid:durableId="1369601651">
     <w:abstractNumId w:val="8"/>
   </w:num>
-  <w:num w:numId="13">
+  <w:num w:numId="13" w16cid:durableId="148061187">
     <w:abstractNumId w:val="9"/>
   </w:num>
-  <w:num w:numId="14">
+  <w:num w:numId="14" w16cid:durableId="969625022">
     <w:abstractNumId w:val="0"/>
   </w:num>
-  <w:num w:numId="15">
+  <w:num w:numId="15" w16cid:durableId="1696152715">
     <w:abstractNumId w:val="12"/>
   </w:num>
 </w:numbering>
 </file>
 
 <file path=word/styles.xml><?xml version="1.0" encoding="utf-8"?>
-<w:styles xmlns:mc="http://schemas.openxmlformats.org/markup-compatibility/2006" xmlns:r="http://schemas.openxmlformats.org/officeDocument/2006/relationships" xmlns:w="http://schemas.openxmlformats.org/wordprocessingml/2006/main" xmlns:w14="http://schemas.microsoft.com/office/word/2010/wordml" xmlns:w15="http://schemas.microsoft.com/office/word/2012/wordml" xmlns:w16cid="http://schemas.microsoft.com/office/word/2016/wordml/cid" xmlns:w16se="http://schemas.microsoft.com/office/word/2015/wordml/symex" mc:Ignorable="w14 w15 w16se w16cid">
+<w:styles xmlns:mc="http://schemas.openxmlformats.org/markup-compatibility/2006" xmlns:r="http://schemas.openxmlformats.org/officeDocument/2006/relationships" xmlns:w="http://schemas.openxmlformats.org/wordprocessingml/2006/main" xmlns:w14="http://schemas.microsoft.com/office/word/2010/wordml" xmlns:w15="http://schemas.microsoft.com/office/word/2012/wordml" xmlns:w16cex="http://schemas.microsoft.com/office/word/2018/wordml/cex" xmlns:w16cid="http://schemas.microsoft.com/office/word/2016/wordml/cid" xmlns:w16="http://schemas.microsoft.com/office/word/2018/wordml" xmlns:w16du="http://schemas.microsoft.com/office/word/2023/wordml/word16du" xmlns:w16sdtdh="http://schemas.microsoft.com/office/word/2020/wordml/sdtdatahash" xmlns:w16sdtfl="http://schemas.microsoft.com/office/word/2024/wordml/sdtformatlock" xmlns:w16se="http://schemas.microsoft.com/office/word/2015/wordml/symex" mc:Ignorable="w14 w15 w16se w16cid w16 w16cex w16sdtdh w16sdtfl w16du">
   <w:docDefaults>
     <w:rPrDefault>
       <w:rPr>
@@ -2231,7 +2308,7 @@
     </w:rPrDefault>
     <w:pPrDefault/>
   </w:docDefaults>
-  <w:latentStyles w:defLockedState="0" w:defUIPriority="0" w:defSemiHidden="0" w:defUnhideWhenUsed="0" w:defQFormat="0" w:count="375">
+  <w:latentStyles w:defLockedState="0" w:defUIPriority="0" w:defSemiHidden="0" w:defUnhideWhenUsed="0" w:defQFormat="0" w:count="376">
     <w:lsdException w:name="Normal" w:qFormat="1"/>
     <w:lsdException w:name="heading 1" w:qFormat="1"/>
     <w:lsdException w:name="heading 2" w:semiHidden="1" w:unhideWhenUsed="1" w:qFormat="1"/>
@@ -2600,6 +2677,7 @@
     <w:lsdException w:name="Smart Hyperlink" w:semiHidden="1" w:uiPriority="99" w:unhideWhenUsed="1"/>
     <w:lsdException w:name="Hashtag" w:semiHidden="1" w:uiPriority="99" w:unhideWhenUsed="1"/>
     <w:lsdException w:name="Unresolved Mention" w:semiHidden="1" w:uiPriority="99" w:unhideWhenUsed="1"/>
+    <w:lsdException w:name="Smart Link" w:semiHidden="1" w:uiPriority="99" w:unhideWhenUsed="1"/>
   </w:latentStyles>
   <w:style w:type="paragraph" w:default="1" w:styleId="a0">
     <w:name w:val="Normal"/>
